--- a/작업일지/17주차.docx
+++ b/작업일지/17주차.docx
@@ -448,7 +448,19 @@
           <w:tcPr>
             <w:tcW w:w="9214" w:type="dxa"/>
           </w:tcPr>
-          <w:p/>
+          <w:p>
+            <w:pPr>
+              <w:rPr>
+                <w:rFonts w:hint="eastAsia"/>
+              </w:rPr>
+            </w:pPr>
+            <w:r>
+              <w:rPr>
+                <w:rFonts w:hint="eastAsia"/>
+              </w:rPr>
+              <w:t>- X</w:t>
+            </w:r>
+          </w:p>
         </w:tc>
       </w:tr>
       <w:tr>
@@ -584,9 +596,16 @@
           </w:tcPr>
           <w:p>
             <w:pPr>
-              <w:pStyle w:val="a6"/>
-              <w:ind w:left="880"/>
+              <w:rPr>
+                <w:rFonts w:hint="eastAsia"/>
+              </w:rPr>
             </w:pPr>
+            <w:r>
+              <w:rPr>
+                <w:rFonts w:hint="eastAsia"/>
+              </w:rPr>
+              <w:t>- X</w:t>
+            </w:r>
           </w:p>
         </w:tc>
       </w:tr>
@@ -617,11 +636,6 @@
             <w:tcW w:w="9214" w:type="dxa"/>
           </w:tcPr>
           <w:p>
-            <w:pPr>
-              <w:rPr>
-                <w:rFonts w:hint="eastAsia"/>
-              </w:rPr>
-            </w:pPr>
             <w:r>
               <w:rPr>
                 <w:rFonts w:hint="eastAsia"/>

--- a/작업일지/17주차.docx
+++ b/작업일지/17주차.docx
@@ -449,11 +449,6 @@
             <w:tcW w:w="9214" w:type="dxa"/>
           </w:tcPr>
           <w:p>
-            <w:pPr>
-              <w:rPr>
-                <w:rFonts w:hint="eastAsia"/>
-              </w:rPr>
-            </w:pPr>
             <w:r>
               <w:rPr>
                 <w:rFonts w:hint="eastAsia"/>
@@ -537,7 +532,14 @@
           <w:tcPr>
             <w:tcW w:w="9214" w:type="dxa"/>
           </w:tcPr>
-          <w:p/>
+          <w:p>
+            <w:r>
+              <w:rPr>
+                <w:rFonts w:hint="eastAsia"/>
+              </w:rPr>
+              <w:t>- 시험 공부</w:t>
+            </w:r>
+          </w:p>
         </w:tc>
       </w:tr>
     </w:tbl>
@@ -595,11 +597,6 @@
             <w:tcW w:w="9214" w:type="dxa"/>
           </w:tcPr>
           <w:p>
-            <w:pPr>
-              <w:rPr>
-                <w:rFonts w:hint="eastAsia"/>
-              </w:rPr>
-            </w:pPr>
             <w:r>
               <w:rPr>
                 <w:rFonts w:hint="eastAsia"/>
@@ -671,7 +668,14 @@
           <w:tcPr>
             <w:tcW w:w="9214" w:type="dxa"/>
           </w:tcPr>
-          <w:p/>
+          <w:p>
+            <w:r>
+              <w:rPr>
+                <w:rFonts w:hint="eastAsia"/>
+              </w:rPr>
+              <w:t>- 시험 공부</w:t>
+            </w:r>
+          </w:p>
         </w:tc>
       </w:tr>
     </w:tbl>
